--- a/專題報告初稿.docx
+++ b/專題報告初稿.docx
@@ -352,7 +352,7 @@
           <w:color w:val="000000"/>
           <w:sz w:val="22"/>
         </w:rPr>
-        <w:t>本研究建置一套校園宿舍用電分析與節能決策系統，整合月總用電、熱水用電、住宿人數、住宿天數、開館天數及日平均溫度，並以互動式網站呈現用電趨勢、單位用電、能源用途、節能情境與下月預測。總用電模型採用標準化 Ridge 迴歸，輸入住宿人日、冷房度日及開館天數，並以留一法交叉驗證評估樣本外表現。系統另建立冷氣機型的分時耗電模型，以及結合機齡、運轉時數、負載、保養與故障紀錄的比例風險模型。</w:t>
+        <w:t>本研究建置一套校園宿舍用電分析與節能決策系統，整合跨年度月總用電、熱水用電、住宿人數、住宿天數、開館天數及日平均溫度，並以互動式網站呈現用電趨勢、單位用電、能源用途、節能情境與下月預測。總用電模型採用標準化 Ridge 迴歸，輸入住宿人日、冷房度日及開館天數，並以留一法交叉驗證評估樣本外表現及比較歷史月平均基準。系統另建立冷氣機型的分時耗電與比例風險模型，支援設備清冊批次風險排序。</w:t>
       </w:r>
     </w:p>
     <w:p>
@@ -365,7 +365,7 @@
           <w:color w:val="000000"/>
           <w:sz w:val="22"/>
         </w:rPr>
-        <w:t>以內建 12 個月示範資料測試，全年總用電為 415,418 kWh；其中 10 個月具有住宿人日，可進行預測驗證。留一法結果為 R²=0.809、MAE=3,673 kWh、RMSE=4,936 kWh、MAPE=12.1%。在 50 台變頻一級能效冷氣、平均溫度 25°C、設定 26°C、每月運轉 30 天的示範情境下，估計月耗電約 5,337 kWh，單台年度故障機率約 7.5%。上述結果僅驗證系統流程，不能代表校內實際節電成效或真實故障率。</w:t>
+        <w:t>以內建 12 個月示範資料測試，全年總用電為 415,418 kWh；其中 10 個月具有住宿人日，可進行預測驗證。留一法結果為 R²=0.809、MAE=3,673 kWh、RMSE=4,936 kWh、MAPE=12.1%，Ridge 的 MAE 較留一法月平均基準改善 62.3%。在 50 台變頻一級能效冷氣、平均溫度 25°C、設定 26°C、每月運轉 30 天的示範情境下，估計月耗電約 5,337 kWh，單台年度故障機率約 7.5%。上述結果僅驗證系統流程，不能代表校內實際節電成效或真實故障率。</w:t>
       </w:r>
     </w:p>
     <w:p>
@@ -399,7 +399,7 @@
           <w:color w:val="000000"/>
           <w:sz w:val="22"/>
         </w:rPr>
-        <w:t>This project develops an interactive campus dormitory electricity analytics and decision-support system. Monthly electricity, hot-water electricity, occupancy, resident-days, opening days, and outdoor temperature are integrated for descriptive analysis, conservation scenarios, and forecasting. A standardized Ridge regression model uses person-days, cooling degree days, and opening days, while leave-one-out cross-validation evaluates out-of-sample performance. A separate engineering model estimates time-block air-conditioner energy use and a proportional risk model estimates annual failure probability. The built-in dataset is demonstrative; official meter and maintenance records are required before operational claims can be made.</w:t>
+        <w:t>This project develops an interactive campus dormitory electricity analytics and decision-support system. Multi-year monthly electricity, hot-water electricity, occupancy, resident-days, opening days, and outdoor temperature are integrated for descriptive analysis, conservation scenarios, and forecasting. A standardized Ridge regression model uses person-days, cooling degree days, and opening days; leave-one-out cross-validation evaluates out-of-sample performance against a mean baseline. A separate engineering model estimates time-block air-conditioner energy use and batch failure-risk ranking. The built-in dataset is demonstrative; official meter and maintenance records are required before operational claims can be made.</w:t>
       </w:r>
     </w:p>
     <w:p>
@@ -506,6 +506,22 @@
           <w:sz w:val="22"/>
         </w:rPr>
         <w:t>估算不同冷氣機型在四個時段的耗電，並評估故障風險。</w:t>
+      </w:r>
+    </w:p>
+    <w:p>
+      <w:pPr>
+        <w:numPr>
+          <w:ilvl w:val="0"/>
+          <w:numId w:val="21"/>
+        </w:numPr>
+      </w:pPr>
+      <w:r>
+        <w:rPr>
+          <w:rFonts w:ascii="Microsoft JhengHei" w:hAnsi="Microsoft JhengHei" w:eastAsia="Microsoft JhengHei"/>
+          <w:color w:val="000000"/>
+          <w:sz w:val="22"/>
+        </w:rPr>
+        <w:t>以設備清冊批次產生冷氣耗電、風險排序及維護建議。</w:t>
       </w:r>
     </w:p>
     <w:p>
@@ -630,7 +646,7 @@
           <w:color w:val="000000"/>
           <w:sz w:val="22"/>
         </w:rPr>
-        <w:t>研究單位為一棟校園宿舍，時間粒度以月為主；冷氣耗電則拆分為 00–06、06–12、12–18、18–24 四個時段。系統聚焦電力分析，不涵蓋水、瓦斯或即時需量控制。示範資料僅用於開發與流程驗證；正式結論必須由校方授權的實測資料支持。</w:t>
+        <w:t>研究單位為一棟校園宿舍，時間粒度以跨年度月份為主；冷氣耗電則拆分為 00–06、06–12、12–18、18–24 四個時段。系統聚焦電力分析，不涵蓋水、瓦斯或即時需量控制。示範資料僅用於開發與流程驗證；正式結論必須由校方授權的實測資料支持。</w:t>
       </w:r>
     </w:p>
     <w:p>
@@ -1335,7 +1351,7 @@
                 <w:color w:val="222222"/>
                 <w:sz w:val="18"/>
               </w:rPr>
-              <w:t>機型、功率、時段、機齡、保養</w:t>
+              <w:t>單一情境或設備清冊、機齡、保養</w:t>
             </w:r>
           </w:p>
         </w:tc>
@@ -1360,7 +1376,7 @@
                 <w:color w:val="222222"/>
                 <w:sz w:val="18"/>
               </w:rPr>
-              <w:t>分時耗電、故障機率與建議</w:t>
+              <w:t>分時耗電、群組風險排名與建議</w:t>
             </w:r>
           </w:p>
         </w:tc>
@@ -1496,6 +1512,83 @@
                 <w:sz w:val="19"/>
               </w:rPr>
               <w:t>定義與檢核</w:t>
+            </w:r>
+          </w:p>
+        </w:tc>
+      </w:tr>
+      <w:tr>
+        <w:tc>
+          <w:tcPr>
+            <w:tcW w:type="dxa" w:w="2350"/>
+            <w:vAlign w:val="center"/>
+            <w:tcMar>
+              <w:top w:w="80" w:type="dxa"/>
+              <w:start w:w="120" w:type="dxa"/>
+              <w:bottom w:w="80" w:type="dxa"/>
+              <w:end w:w="120" w:type="dxa"/>
+            </w:tcMar>
+          </w:tcPr>
+          <w:p>
+            <w:pPr>
+              <w:jc w:val="left"/>
+            </w:pPr>
+            <w:r>
+              <w:rPr>
+                <w:rFonts w:ascii="Microsoft JhengHei" w:hAnsi="Microsoft JhengHei" w:eastAsia="Microsoft JhengHei"/>
+                <w:color w:val="222222"/>
+                <w:sz w:val="18"/>
+              </w:rPr>
+              <w:t>年份</w:t>
+            </w:r>
+          </w:p>
+        </w:tc>
+        <w:tc>
+          <w:tcPr>
+            <w:tcW w:type="dxa" w:w="1900"/>
+            <w:vAlign w:val="center"/>
+            <w:tcMar>
+              <w:top w:w="80" w:type="dxa"/>
+              <w:start w:w="120" w:type="dxa"/>
+              <w:bottom w:w="80" w:type="dxa"/>
+              <w:end w:w="120" w:type="dxa"/>
+            </w:tcMar>
+          </w:tcPr>
+          <w:p>
+            <w:pPr>
+              <w:jc w:val="left"/>
+            </w:pPr>
+            <w:r>
+              <w:rPr>
+                <w:rFonts w:ascii="Microsoft JhengHei" w:hAnsi="Microsoft JhengHei" w:eastAsia="Microsoft JhengHei"/>
+                <w:color w:val="222222"/>
+                <w:sz w:val="18"/>
+              </w:rPr>
+              <w:t>2000–2100</w:t>
+            </w:r>
+          </w:p>
+        </w:tc>
+        <w:tc>
+          <w:tcPr>
+            <w:tcW w:type="dxa" w:w="5110"/>
+            <w:vAlign w:val="center"/>
+            <w:tcMar>
+              <w:top w:w="80" w:type="dxa"/>
+              <w:start w:w="120" w:type="dxa"/>
+              <w:bottom w:w="80" w:type="dxa"/>
+              <w:end w:w="120" w:type="dxa"/>
+            </w:tcMar>
+          </w:tcPr>
+          <w:p>
+            <w:pPr>
+              <w:jc w:val="left"/>
+            </w:pPr>
+            <w:r>
+              <w:rPr>
+                <w:rFonts w:ascii="Microsoft JhengHei" w:hAnsi="Microsoft JhengHei" w:eastAsia="Microsoft JhengHei"/>
+                <w:color w:val="222222"/>
+                <w:sz w:val="18"/>
+              </w:rPr>
+              <w:t>與月份共同識別一筆月資料</w:t>
             </w:r>
           </w:p>
         </w:tc>
@@ -2090,7 +2183,7 @@
           <w:color w:val="000000"/>
           <w:sz w:val="22"/>
         </w:rPr>
-        <w:t>依月份排序，計算人日＝住宿人數×住宿天數。</w:t>
+        <w:t>依年份及月份排序，計算人日＝住宿人數×住宿天數。</w:t>
       </w:r>
     </w:p>
     <w:p>
@@ -2599,6 +2692,160 @@
           </w:p>
         </w:tc>
       </w:tr>
+      <w:tr>
+        <w:tc>
+          <w:tcPr>
+            <w:tcW w:type="dxa" w:w="1500"/>
+            <w:vAlign w:val="center"/>
+            <w:tcMar>
+              <w:top w:w="80" w:type="dxa"/>
+              <w:start w:w="120" w:type="dxa"/>
+              <w:bottom w:w="80" w:type="dxa"/>
+              <w:end w:w="120" w:type="dxa"/>
+            </w:tcMar>
+          </w:tcPr>
+          <w:p>
+            <w:pPr>
+              <w:jc w:val="left"/>
+            </w:pPr>
+            <w:r>
+              <w:rPr>
+                <w:rFonts w:ascii="Microsoft JhengHei" w:hAnsi="Microsoft JhengHei" w:eastAsia="Microsoft JhengHei"/>
+                <w:color w:val="222222"/>
+                <w:sz w:val="18"/>
+              </w:rPr>
+              <w:t>基準 MAE</w:t>
+            </w:r>
+          </w:p>
+        </w:tc>
+        <w:tc>
+          <w:tcPr>
+            <w:tcW w:type="dxa" w:w="3300"/>
+            <w:vAlign w:val="center"/>
+            <w:tcMar>
+              <w:top w:w="80" w:type="dxa"/>
+              <w:start w:w="120" w:type="dxa"/>
+              <w:bottom w:w="80" w:type="dxa"/>
+              <w:end w:w="120" w:type="dxa"/>
+            </w:tcMar>
+          </w:tcPr>
+          <w:p>
+            <w:pPr>
+              <w:jc w:val="left"/>
+            </w:pPr>
+            <w:r>
+              <w:rPr>
+                <w:rFonts w:ascii="Microsoft JhengHei" w:hAnsi="Microsoft JhengHei" w:eastAsia="Microsoft JhengHei"/>
+                <w:color w:val="222222"/>
+                <w:sz w:val="18"/>
+              </w:rPr>
+              <w:t>其餘月份平均值的留一法誤差</w:t>
+            </w:r>
+          </w:p>
+        </w:tc>
+        <w:tc>
+          <w:tcPr>
+            <w:tcW w:type="dxa" w:w="4560"/>
+            <w:vAlign w:val="center"/>
+            <w:tcMar>
+              <w:top w:w="80" w:type="dxa"/>
+              <w:start w:w="120" w:type="dxa"/>
+              <w:bottom w:w="80" w:type="dxa"/>
+              <w:end w:w="120" w:type="dxa"/>
+            </w:tcMar>
+          </w:tcPr>
+          <w:p>
+            <w:pPr>
+              <w:jc w:val="left"/>
+            </w:pPr>
+            <w:r>
+              <w:rPr>
+                <w:rFonts w:ascii="Microsoft JhengHei" w:hAnsi="Microsoft JhengHei" w:eastAsia="Microsoft JhengHei"/>
+                <w:color w:val="222222"/>
+                <w:sz w:val="18"/>
+              </w:rPr>
+              <w:t>用相同切分判斷 Ridge 是否真正改善</w:t>
+            </w:r>
+          </w:p>
+        </w:tc>
+      </w:tr>
+      <w:tr>
+        <w:tc>
+          <w:tcPr>
+            <w:tcW w:type="dxa" w:w="1500"/>
+            <w:vAlign w:val="center"/>
+            <w:tcMar>
+              <w:top w:w="80" w:type="dxa"/>
+              <w:start w:w="120" w:type="dxa"/>
+              <w:bottom w:w="80" w:type="dxa"/>
+              <w:end w:w="120" w:type="dxa"/>
+            </w:tcMar>
+          </w:tcPr>
+          <w:p>
+            <w:pPr>
+              <w:jc w:val="left"/>
+            </w:pPr>
+            <w:r>
+              <w:rPr>
+                <w:rFonts w:ascii="Microsoft JhengHei" w:hAnsi="Microsoft JhengHei" w:eastAsia="Microsoft JhengHei"/>
+                <w:color w:val="222222"/>
+                <w:sz w:val="18"/>
+              </w:rPr>
+              <w:t>MAE 改善率</w:t>
+            </w:r>
+          </w:p>
+        </w:tc>
+        <w:tc>
+          <w:tcPr>
+            <w:tcW w:type="dxa" w:w="3300"/>
+            <w:vAlign w:val="center"/>
+            <w:tcMar>
+              <w:top w:w="80" w:type="dxa"/>
+              <w:start w:w="120" w:type="dxa"/>
+              <w:bottom w:w="80" w:type="dxa"/>
+              <w:end w:w="120" w:type="dxa"/>
+            </w:tcMar>
+          </w:tcPr>
+          <w:p>
+            <w:pPr>
+              <w:jc w:val="left"/>
+            </w:pPr>
+            <w:r>
+              <w:rPr>
+                <w:rFonts w:ascii="Microsoft JhengHei" w:hAnsi="Microsoft JhengHei" w:eastAsia="Microsoft JhengHei"/>
+                <w:color w:val="222222"/>
+                <w:sz w:val="18"/>
+              </w:rPr>
+              <w:t>相對基準的誤差降幅</w:t>
+            </w:r>
+          </w:p>
+        </w:tc>
+        <w:tc>
+          <w:tcPr>
+            <w:tcW w:type="dxa" w:w="4560"/>
+            <w:vAlign w:val="center"/>
+            <w:tcMar>
+              <w:top w:w="80" w:type="dxa"/>
+              <w:start w:w="120" w:type="dxa"/>
+              <w:bottom w:w="80" w:type="dxa"/>
+              <w:end w:w="120" w:type="dxa"/>
+            </w:tcMar>
+          </w:tcPr>
+          <w:p>
+            <w:pPr>
+              <w:jc w:val="left"/>
+            </w:pPr>
+            <w:r>
+              <w:rPr>
+                <w:rFonts w:ascii="Microsoft JhengHei" w:hAnsi="Microsoft JhengHei" w:eastAsia="Microsoft JhengHei"/>
+                <w:color w:val="222222"/>
+                <w:sz w:val="18"/>
+              </w:rPr>
+              <w:t>大於 0 表示 Ridge 優於月平均基準</w:t>
+            </w:r>
+          </w:p>
+        </w:tc>
+      </w:tr>
     </w:tbl>
     <w:p>
       <w:pPr>
@@ -2732,7 +2979,7 @@
           <w:color w:val="000000"/>
           <w:sz w:val="22"/>
         </w:rPr>
-        <w:t>設定冷氣情境，匯出分時耗電與故障風險。</w:t>
+        <w:t>設定單一冷氣情境或匯入設備清冊，匯出分時耗電與批次風險排名。</w:t>
       </w:r>
     </w:p>
     <w:p>
@@ -3723,7 +3970,7 @@
           <w:color w:val="000000"/>
           <w:sz w:val="22"/>
         </w:rPr>
-        <w:t>示範資料的 CV R² 為 0.809，表示留一法預測相較於單純使用平均值具有較高解釋力；然而 RMSE 高於 MAE，顯示仍有少數月份出現較大誤差。由於有效樣本只有 10 個月，該分數可能對單一月份十分敏感，不能直接推論到其他學年度。</w:t>
+        <w:t>示範資料的 CV R² 為 0.809；Ridge 的 MAE 為 3,673 kWh，相較留一法月平均基準 MAE 9,746 kWh 改善 62.3%。RMSE 高於 MAE，顯示仍有少數月份出現較大誤差。由於有效樣本只有 10 個月，該分數可能對單一月份十分敏感，不能直接推論到其他學年度。</w:t>
       </w:r>
     </w:p>
     <w:p>
@@ -3870,6 +4117,19 @@
     </w:p>
     <w:p>
       <w:pPr>
+        <w:jc w:val="both"/>
+      </w:pPr>
+      <w:r>
+        <w:rPr>
+          <w:rFonts w:ascii="Microsoft JhengHei" w:hAnsi="Microsoft JhengHei" w:eastAsia="Microsoft JhengHei"/>
+          <w:color w:val="000000"/>
+          <w:sz w:val="22"/>
+        </w:rPr>
+        <w:t>除了單一情境，系統也可讀取 Excel 工作簿的「冷氣設備清冊」，依設備群組批次計算月耗電、單台年度故障機率、全年預期故障台數與風險等級，再由高到低產生維護與汰換優先順序。</w:t>
+      </w:r>
+    </w:p>
+    <w:p>
+      <w:pPr>
         <w:pStyle w:val="Heading2"/>
       </w:pPr>
       <w:r>
@@ -3985,7 +4245,7 @@
           <w:color w:val="000000"/>
           <w:sz w:val="22"/>
         </w:rPr>
-        <w:t>下載資料範本，填入正式月資料，再從側邊欄上傳。</w:t>
+        <w:t>下載完整 Excel 蒐集工作簿，填入跨年度月資料，再從側邊欄上傳。</w:t>
       </w:r>
     </w:p>
     <w:p>
@@ -4033,7 +4293,7 @@
           <w:color w:val="000000"/>
           <w:sz w:val="22"/>
         </w:rPr>
-        <w:t>於冷氣頁選擇機型、功率、台數與時段，說明耗電和故障風險。</w:t>
+        <w:t>於冷氣頁先展示單一情境，再上傳冷氣設備清冊說明批次風險排名。</w:t>
       </w:r>
     </w:p>
     <w:p>
@@ -4604,7 +4864,7 @@
           <w:color w:val="000000"/>
           <w:sz w:val="22"/>
         </w:rPr>
-        <w:t>模型頁顯示 CV R²、MAE、RMSE、MAPE 及外插提醒。</w:t>
+        <w:t>模型頁顯示 CV R²、MAE、RMSE、MAPE、基準改善率及外插提醒。</w:t>
       </w:r>
     </w:p>
     <w:p>
@@ -4620,7 +4880,7 @@
           <w:color w:val="000000"/>
           <w:sz w:val="22"/>
         </w:rPr>
-        <w:t>冷氣頁會隨機型、溫度、時段及保養條件更新。</w:t>
+        <w:t>冷氣頁會隨機型、溫度、時段及保養條件更新，並能批次分析設備清冊。</w:t>
       </w:r>
     </w:p>
     <w:p>
@@ -5113,7 +5373,7 @@
           <w:color w:val="000000"/>
           <w:sz w:val="22"/>
         </w:rPr>
-        <w:t>本專題完成一套從資料檢核、描述分析、節能情境、用電預測到冷氣故障風險的完整展示流程。相較於只顯示總電費，系統把住宿人日、冷房度日、開館天數與冷氣使用條件轉成可解釋指標，並透過留一法呈現模型在未見月份上的誤差。冷氣模組則同時回答何時最耗電及哪些設備應優先保養。</w:t>
+        <w:t>本專題完成一套從跨年度資料檢核、描述分析、節能情境、用電預測到冷氣故障風險的完整展示流程。相較於只顯示總電費，系統把住宿人日、冷房度日、開館天數與冷氣使用條件轉成可解釋指標，並透過留一法及月平均基準呈現模型在未見月份上的誤差。冷氣模組則同時回答何時最耗電、哪些設備群組應優先保養，且可直接匯入完整設備清冊。</w:t>
       </w:r>
     </w:p>
     <w:p>
@@ -5137,7 +5397,7 @@
           <w:color w:val="000000"/>
           <w:sz w:val="22"/>
         </w:rPr>
-        <w:t>取得 24–36 個月正式資料，新增年份欄位與時間序列驗證。</w:t>
+        <w:t>取得 24–36 個月正式資料，以既有年份欄位進行時間序列驗證與跨年度比較。</w:t>
       </w:r>
     </w:p>
     <w:p>
@@ -5185,7 +5445,7 @@
           <w:color w:val="000000"/>
           <w:sz w:val="22"/>
         </w:rPr>
-        <w:t>加入歷史月平均與季節基準模型，證明 Ridge 是否真正改善預測。</w:t>
+        <w:t>在既有月平均基準之外增加季節性基準，確認 Ridge 的改善是否穩定。</w:t>
       </w:r>
     </w:p>
     <w:p>
@@ -5490,7 +5750,7 @@
                 <w:color w:val="222222"/>
                 <w:sz w:val="18"/>
               </w:rPr>
-              <w:t>12 個月示範值</w:t>
+              <w:t>含年份欄位的 12 個月示範值</w:t>
             </w:r>
           </w:p>
         </w:tc>
@@ -5516,6 +5776,83 @@
                 <w:sz w:val="18"/>
               </w:rPr>
               <w:t>至少 12 個月實測，建議 24–36 個月</w:t>
+            </w:r>
+          </w:p>
+        </w:tc>
+      </w:tr>
+      <w:tr>
+        <w:tc>
+          <w:tcPr>
+            <w:tcW w:type="dxa" w:w="2300"/>
+            <w:vAlign w:val="center"/>
+            <w:tcMar>
+              <w:top w:w="80" w:type="dxa"/>
+              <w:start w:w="120" w:type="dxa"/>
+              <w:bottom w:w="80" w:type="dxa"/>
+              <w:end w:w="120" w:type="dxa"/>
+            </w:tcMar>
+          </w:tcPr>
+          <w:p>
+            <w:pPr>
+              <w:jc w:val="left"/>
+            </w:pPr>
+            <w:r>
+              <w:rPr>
+                <w:rFonts w:ascii="Microsoft JhengHei" w:hAnsi="Microsoft JhengHei" w:eastAsia="Microsoft JhengHei"/>
+                <w:color w:val="222222"/>
+                <w:sz w:val="18"/>
+              </w:rPr>
+              <w:t>資料蒐集工作簿</w:t>
+            </w:r>
+          </w:p>
+        </w:tc>
+        <w:tc>
+          <w:tcPr>
+            <w:tcW w:type="dxa" w:w="2600"/>
+            <w:vAlign w:val="center"/>
+            <w:tcMar>
+              <w:top w:w="80" w:type="dxa"/>
+              <w:start w:w="120" w:type="dxa"/>
+              <w:bottom w:w="80" w:type="dxa"/>
+              <w:end w:w="120" w:type="dxa"/>
+            </w:tcMar>
+          </w:tcPr>
+          <w:p>
+            <w:pPr>
+              <w:jc w:val="left"/>
+            </w:pPr>
+            <w:r>
+              <w:rPr>
+                <w:rFonts w:ascii="Microsoft JhengHei" w:hAnsi="Microsoft JhengHei" w:eastAsia="Microsoft JhengHei"/>
+                <w:color w:val="222222"/>
+                <w:sz w:val="18"/>
+              </w:rPr>
+              <w:t>已含月用電、冷氣清冊與品質檢核</w:t>
+            </w:r>
+          </w:p>
+        </w:tc>
+        <w:tc>
+          <w:tcPr>
+            <w:tcW w:type="dxa" w:w="4460"/>
+            <w:vAlign w:val="center"/>
+            <w:tcMar>
+              <w:top w:w="80" w:type="dxa"/>
+              <w:start w:w="120" w:type="dxa"/>
+              <w:bottom w:w="80" w:type="dxa"/>
+              <w:end w:w="120" w:type="dxa"/>
+            </w:tcMar>
+          </w:tcPr>
+          <w:p>
+            <w:pPr>
+              <w:jc w:val="left"/>
+            </w:pPr>
+            <w:r>
+              <w:rPr>
+                <w:rFonts w:ascii="Microsoft JhengHei" w:hAnsi="Microsoft JhengHei" w:eastAsia="Microsoft JhengHei"/>
+                <w:color w:val="222222"/>
+                <w:sz w:val="18"/>
+              </w:rPr>
+              <w:t>替換示範列並保留來源、更新日與量測期間</w:t>
             </w:r>
           </w:p>
         </w:tc>

--- a/專題報告初稿.docx
+++ b/專題報告初稿.docx
@@ -2963,7 +2963,7 @@
           <w:color w:val="000000"/>
           <w:sz w:val="22"/>
         </w:rPr>
-        <w:t>以留一法產生每月樣本外預測及四項指標。</w:t>
+        <w:t>以留一法產生每月樣本外預測、四項主要指標及月平均基準比較。</w:t>
       </w:r>
     </w:p>
     <w:p>
